--- a/gen-sticker-docs/originals/11 – Source Code, Security & Operations Guide.docx
+++ b/gen-sticker-docs/originals/11 – Source Code, Security & Operations Guide.docx
@@ -162,7 +162,7 @@
           </w:tcPr>
           <w:p>
             <w:r>
-              <w:t>1.0</w:t>
+              <w:t>1.1</w:t>
             </w:r>
           </w:p>
         </w:tc>
@@ -219,7 +219,7 @@
           </w:tcPr>
           <w:p>
             <w:r>
-              <w:t>kien_v5 @ c09e26a</w:t>
+              <w:t>kien_v5 @ 4d23b9a</w:t>
             </w:r>
           </w:p>
         </w:tc>
@@ -333,7 +333,7 @@
           </w:tcPr>
           <w:p>
             <w:r>
-              <w:t>2026-08-09</w:t>
+              <w:t>2026-08-10</w:t>
             </w:r>
           </w:p>
         </w:tc>
@@ -572,6 +572,16 @@
       </w:r>
     </w:p>
     <w:p>
+      <w:pPr>
+        <w:pStyle w:val="ListBullet"/>
+        <w:spacing w:after="20"/>
+        <w:ind w:left="288"/>
+      </w:pPr>
+      <w:r>
+        <w:t>16. MediaPipe browser gate: security và vận hành</w:t>
+      </w:r>
+    </w:p>
+    <w:p>
       <w:r>
         <w:br w:type="page"/>
       </w:r>
@@ -603,6 +613,7 @@
       <w:tr>
         <w:trPr>
           <w:tblHeader w:val="true"/>
+          <w:cantSplit/>
         </w:trPr>
         <w:tc>
           <w:tcPr>
@@ -626,6 +637,7 @@
           </w:tcPr>
           <w:p>
             <w:pPr>
+              <w:keepNext/>
               <w:jc w:val="left"/>
             </w:pPr>
             <w:r>
@@ -661,6 +673,7 @@
           </w:tcPr>
           <w:p>
             <w:pPr>
+              <w:keepNext/>
               <w:jc w:val="left"/>
             </w:pPr>
             <w:r>
@@ -676,6 +689,9 @@
         </w:tc>
       </w:tr>
       <w:tr>
+        <w:trPr>
+          <w:cantSplit/>
+        </w:trPr>
         <w:tc>
           <w:tcPr>
             <w:tcW w:type="dxa" w:w="4831"/>
@@ -748,6 +764,9 @@
         </w:tc>
       </w:tr>
       <w:tr>
+        <w:trPr>
+          <w:cantSplit/>
+        </w:trPr>
         <w:tc>
           <w:tcPr>
             <w:tcW w:type="dxa" w:w="4831"/>
@@ -820,6 +839,9 @@
         </w:tc>
       </w:tr>
       <w:tr>
+        <w:trPr>
+          <w:cantSplit/>
+        </w:trPr>
         <w:tc>
           <w:tcPr>
             <w:tcW w:type="dxa" w:w="4831"/>
@@ -892,6 +914,9 @@
         </w:tc>
       </w:tr>
       <w:tr>
+        <w:trPr>
+          <w:cantSplit/>
+        </w:trPr>
         <w:tc>
           <w:tcPr>
             <w:tcW w:type="dxa" w:w="4831"/>
@@ -964,6 +989,9 @@
         </w:tc>
       </w:tr>
       <w:tr>
+        <w:trPr>
+          <w:cantSplit/>
+        </w:trPr>
         <w:tc>
           <w:tcPr>
             <w:tcW w:type="dxa" w:w="4831"/>
@@ -1036,6 +1064,9 @@
         </w:tc>
       </w:tr>
       <w:tr>
+        <w:trPr>
+          <w:cantSplit/>
+        </w:trPr>
         <w:tc>
           <w:tcPr>
             <w:tcW w:type="dxa" w:w="4831"/>
@@ -1108,6 +1139,9 @@
         </w:tc>
       </w:tr>
       <w:tr>
+        <w:trPr>
+          <w:cantSplit/>
+        </w:trPr>
         <w:tc>
           <w:tcPr>
             <w:tcW w:type="dxa" w:w="4831"/>
@@ -1182,8 +1216,14 @@
     </w:tbl>
     <w:p>
       <w:pPr>
-        <w:spacing w:after="20"/>
+        <w:spacing w:before="0" w:after="0" w:line="20" w:lineRule="exact"/>
       </w:pPr>
+      <w:r>
+        <w:rPr>
+          <w:sz w:val="2"/>
+        </w:rPr>
+        <w:t xml:space="preserve"> </w:t>
+      </w:r>
     </w:p>
     <w:p>
       <w:pPr>
@@ -1200,8 +1240,8 @@
       <w:r>
         <w:drawing>
           <wp:inline xmlns:a="http://schemas.openxmlformats.org/drawingml/2006/main" xmlns:pic="http://schemas.openxmlformats.org/drawingml/2006/picture">
-            <wp:extent cx="6080760" cy="3420428"/>
-            <wp:docPr id="1" name="Picture 1" title="Bản đồ repository và dependency direction" descr="Frontend gọi backend app, backend app dùng sticker_generation; migrations, runtime state, docs và external services được đặt thành các khối riêng."/>
+            <wp:extent cx="5440680" cy="3060382"/>
+            <wp:docPr id="1" name="Picture 1" title="Bản đồ repository và dependency direction" descr="Frontend gồm React hooks, face detection service, Web Worker và public model; backend API và generation core giữ nguyên; jsDelivr cung cấp WASM; gen-sticker-docs tạo 12 Office outputs."/>
             <wp:cNvGraphicFramePr>
               <a:graphicFrameLocks noChangeAspect="1"/>
             </wp:cNvGraphicFramePr>
@@ -1221,7 +1261,7 @@
                   <pic:spPr>
                     <a:xfrm>
                       <a:off x="0" y="0"/>
-                      <a:ext cx="6080760" cy="3420428"/>
+                      <a:ext cx="5440680" cy="3060382"/>
                     </a:xfrm>
                     <a:prstGeom prst="rect"/>
                   </pic:spPr>
@@ -1239,7 +1279,7 @@
         <w:jc w:val="center"/>
       </w:pPr>
       <w:r>
-        <w:t>Hình GS-DOC-11.1 — Bản đồ repository và dependency direction. Bản đồ thư mục source và chiều phụ thuộc của web grouped pipeline.</w:t>
+        <w:t>Hình GS-DOC-11.1 — Bản đồ repository và dependency direction. Repository map bổ sung faceDetectionService, module worker và model BlazeFace tĩnh trong frontend.</w:t>
       </w:r>
     </w:p>
     <w:tbl>
@@ -1294,7 +1334,7 @@
                 <w:color w:val="475569"/>
                 <w:sz w:val="16"/>
               </w:rPr>
-              <w:t>Frontend gọi backend app, backend app dùng sticker_generation; migrations, runtime state, docs và external services được đặt thành các khối riêng.</w:t>
+              <w:t>Frontend gồm React hooks, face detection service, Web Worker và public model; backend API và generation core giữ nguyên; jsDelivr cung cấp WASM; gen-sticker-docs tạo 12 Office outputs.</w:t>
             </w:r>
           </w:p>
         </w:tc>
@@ -1302,7 +1342,7 @@
     </w:tbl>
     <w:p>
       <w:pPr>
-        <w:spacing w:after="160"/>
+        <w:spacing w:after="80"/>
         <w:jc w:val="center"/>
       </w:pPr>
       <w:r>
@@ -1311,7 +1351,7 @@
           <w:color w:val="475569"/>
           <w:sz w:val="14"/>
         </w:rPr>
-        <w:t>Nguồn: frontend/src; backend/app; backend/sticker_generation; backend/migrations · baseline kien_v5</w:t>
+        <w:t>Nguồn: frontend/src/services/faceDetectionService.ts; frontend/src/workers/faceDetector.worker.ts; frontend/public/models/README.md · baseline kien_v5</w:t>
       </w:r>
     </w:p>
     <w:p>
@@ -1342,6 +1382,7 @@
       <w:tr>
         <w:trPr>
           <w:tblHeader w:val="true"/>
+          <w:cantSplit/>
         </w:trPr>
         <w:tc>
           <w:tcPr>
@@ -1365,6 +1406,7 @@
           </w:tcPr>
           <w:p>
             <w:pPr>
+              <w:keepNext/>
               <w:jc w:val="left"/>
             </w:pPr>
             <w:r>
@@ -1400,6 +1442,7 @@
           </w:tcPr>
           <w:p>
             <w:pPr>
+              <w:keepNext/>
               <w:jc w:val="left"/>
             </w:pPr>
             <w:r>
@@ -1435,6 +1478,7 @@
           </w:tcPr>
           <w:p>
             <w:pPr>
+              <w:keepNext/>
               <w:jc w:val="left"/>
             </w:pPr>
             <w:r>
@@ -1450,6 +1494,9 @@
         </w:tc>
       </w:tr>
       <w:tr>
+        <w:trPr>
+          <w:cantSplit/>
+        </w:trPr>
         <w:tc>
           <w:tcPr>
             <w:tcW w:type="dxa" w:w="3221"/>
@@ -1557,6 +1604,9 @@
         </w:tc>
       </w:tr>
       <w:tr>
+        <w:trPr>
+          <w:cantSplit/>
+        </w:trPr>
         <w:tc>
           <w:tcPr>
             <w:tcW w:type="dxa" w:w="3221"/>
@@ -1664,6 +1714,9 @@
         </w:tc>
       </w:tr>
       <w:tr>
+        <w:trPr>
+          <w:cantSplit/>
+        </w:trPr>
         <w:tc>
           <w:tcPr>
             <w:tcW w:type="dxa" w:w="3221"/>
@@ -1771,6 +1824,9 @@
         </w:tc>
       </w:tr>
       <w:tr>
+        <w:trPr>
+          <w:cantSplit/>
+        </w:trPr>
         <w:tc>
           <w:tcPr>
             <w:tcW w:type="dxa" w:w="3221"/>
@@ -1878,6 +1934,9 @@
         </w:tc>
       </w:tr>
       <w:tr>
+        <w:trPr>
+          <w:cantSplit/>
+        </w:trPr>
         <w:tc>
           <w:tcPr>
             <w:tcW w:type="dxa" w:w="3221"/>
@@ -1987,8 +2046,14 @@
     </w:tbl>
     <w:p>
       <w:pPr>
-        <w:spacing w:after="20"/>
+        <w:spacing w:before="0" w:after="0" w:line="20" w:lineRule="exact"/>
       </w:pPr>
+      <w:r>
+        <w:rPr>
+          <w:sz w:val="2"/>
+        </w:rPr>
+        <w:t xml:space="preserve"> </w:t>
+      </w:r>
     </w:p>
     <w:p>
       <w:pPr>
@@ -2080,6 +2145,7 @@
       <w:tr>
         <w:trPr>
           <w:tblHeader w:val="true"/>
+          <w:cantSplit/>
         </w:trPr>
         <w:tc>
           <w:tcPr>
@@ -2103,6 +2169,7 @@
           </w:tcPr>
           <w:p>
             <w:pPr>
+              <w:keepNext/>
               <w:jc w:val="left"/>
             </w:pPr>
             <w:r>
@@ -2138,6 +2205,7 @@
           </w:tcPr>
           <w:p>
             <w:pPr>
+              <w:keepNext/>
               <w:jc w:val="left"/>
             </w:pPr>
             <w:r>
@@ -2173,6 +2241,7 @@
           </w:tcPr>
           <w:p>
             <w:pPr>
+              <w:keepNext/>
               <w:jc w:val="left"/>
             </w:pPr>
             <w:r>
@@ -2188,6 +2257,9 @@
         </w:tc>
       </w:tr>
       <w:tr>
+        <w:trPr>
+          <w:cantSplit/>
+        </w:trPr>
         <w:tc>
           <w:tcPr>
             <w:tcW w:type="dxa" w:w="3221"/>
@@ -2295,6 +2367,9 @@
         </w:tc>
       </w:tr>
       <w:tr>
+        <w:trPr>
+          <w:cantSplit/>
+        </w:trPr>
         <w:tc>
           <w:tcPr>
             <w:tcW w:type="dxa" w:w="3221"/>
@@ -2402,6 +2477,9 @@
         </w:tc>
       </w:tr>
       <w:tr>
+        <w:trPr>
+          <w:cantSplit/>
+        </w:trPr>
         <w:tc>
           <w:tcPr>
             <w:tcW w:type="dxa" w:w="3221"/>
@@ -2509,6 +2587,9 @@
         </w:tc>
       </w:tr>
       <w:tr>
+        <w:trPr>
+          <w:cantSplit/>
+        </w:trPr>
         <w:tc>
           <w:tcPr>
             <w:tcW w:type="dxa" w:w="3221"/>
@@ -2616,6 +2697,9 @@
         </w:tc>
       </w:tr>
       <w:tr>
+        <w:trPr>
+          <w:cantSplit/>
+        </w:trPr>
         <w:tc>
           <w:tcPr>
             <w:tcW w:type="dxa" w:w="3221"/>
@@ -2723,6 +2807,9 @@
         </w:tc>
       </w:tr>
       <w:tr>
+        <w:trPr>
+          <w:cantSplit/>
+        </w:trPr>
         <w:tc>
           <w:tcPr>
             <w:tcW w:type="dxa" w:w="3221"/>
@@ -2830,6 +2917,9 @@
         </w:tc>
       </w:tr>
       <w:tr>
+        <w:trPr>
+          <w:cantSplit/>
+        </w:trPr>
         <w:tc>
           <w:tcPr>
             <w:tcW w:type="dxa" w:w="3221"/>
@@ -2939,8 +3029,14 @@
     </w:tbl>
     <w:p>
       <w:pPr>
-        <w:spacing w:after="20"/>
+        <w:spacing w:before="0" w:after="0" w:line="20" w:lineRule="exact"/>
       </w:pPr>
+      <w:r>
+        <w:rPr>
+          <w:sz w:val="2"/>
+        </w:rPr>
+        <w:t xml:space="preserve"> </w:t>
+      </w:r>
     </w:p>
     <w:p>
       <w:pPr>
@@ -3033,6 +3129,7 @@
       <w:tr>
         <w:trPr>
           <w:tblHeader w:val="true"/>
+          <w:cantSplit/>
         </w:trPr>
         <w:tc>
           <w:tcPr>
@@ -3056,6 +3153,7 @@
           </w:tcPr>
           <w:p>
             <w:pPr>
+              <w:keepNext/>
               <w:jc w:val="left"/>
             </w:pPr>
             <w:r>
@@ -3091,6 +3189,7 @@
           </w:tcPr>
           <w:p>
             <w:pPr>
+              <w:keepNext/>
               <w:jc w:val="left"/>
             </w:pPr>
             <w:r>
@@ -3126,6 +3225,7 @@
           </w:tcPr>
           <w:p>
             <w:pPr>
+              <w:keepNext/>
               <w:jc w:val="left"/>
             </w:pPr>
             <w:r>
@@ -3161,6 +3261,7 @@
           </w:tcPr>
           <w:p>
             <w:pPr>
+              <w:keepNext/>
               <w:jc w:val="left"/>
             </w:pPr>
             <w:r>
@@ -3176,6 +3277,9 @@
         </w:tc>
       </w:tr>
       <w:tr>
+        <w:trPr>
+          <w:cantSplit/>
+        </w:trPr>
         <w:tc>
           <w:tcPr>
             <w:tcW w:type="dxa" w:w="2416"/>
@@ -3318,6 +3422,9 @@
         </w:tc>
       </w:tr>
       <w:tr>
+        <w:trPr>
+          <w:cantSplit/>
+        </w:trPr>
         <w:tc>
           <w:tcPr>
             <w:tcW w:type="dxa" w:w="2416"/>
@@ -3460,6 +3567,9 @@
         </w:tc>
       </w:tr>
       <w:tr>
+        <w:trPr>
+          <w:cantSplit/>
+        </w:trPr>
         <w:tc>
           <w:tcPr>
             <w:tcW w:type="dxa" w:w="2416"/>
@@ -3602,6 +3712,9 @@
         </w:tc>
       </w:tr>
       <w:tr>
+        <w:trPr>
+          <w:cantSplit/>
+        </w:trPr>
         <w:tc>
           <w:tcPr>
             <w:tcW w:type="dxa" w:w="2416"/>
@@ -3744,6 +3857,9 @@
         </w:tc>
       </w:tr>
       <w:tr>
+        <w:trPr>
+          <w:cantSplit/>
+        </w:trPr>
         <w:tc>
           <w:tcPr>
             <w:tcW w:type="dxa" w:w="2416"/>
@@ -3886,6 +4002,9 @@
         </w:tc>
       </w:tr>
       <w:tr>
+        <w:trPr>
+          <w:cantSplit/>
+        </w:trPr>
         <w:tc>
           <w:tcPr>
             <w:tcW w:type="dxa" w:w="2416"/>
@@ -4028,6 +4147,9 @@
         </w:tc>
       </w:tr>
       <w:tr>
+        <w:trPr>
+          <w:cantSplit/>
+        </w:trPr>
         <w:tc>
           <w:tcPr>
             <w:tcW w:type="dxa" w:w="2416"/>
@@ -4170,6 +4292,9 @@
         </w:tc>
       </w:tr>
       <w:tr>
+        <w:trPr>
+          <w:cantSplit/>
+        </w:trPr>
         <w:tc>
           <w:tcPr>
             <w:tcW w:type="dxa" w:w="2416"/>
@@ -4314,8 +4439,14 @@
     </w:tbl>
     <w:p>
       <w:pPr>
-        <w:spacing w:after="20"/>
+        <w:spacing w:before="0" w:after="0" w:line="20" w:lineRule="exact"/>
       </w:pPr>
+      <w:r>
+        <w:rPr>
+          <w:sz w:val="2"/>
+        </w:rPr>
+        <w:t xml:space="preserve"> </w:t>
+      </w:r>
     </w:p>
     <w:p>
       <w:pPr>
@@ -4332,8 +4463,8 @@
       <w:r>
         <w:drawing>
           <wp:inline xmlns:a="http://schemas.openxmlformats.org/drawingml/2006/main" xmlns:pic="http://schemas.openxmlformats.org/drawingml/2006/picture">
-            <wp:extent cx="6080760" cy="3420428"/>
-            <wp:docPr id="2" name="Picture 2" title="Security &amp; operations control map" descr="Browser, FastAPI, Supabase và providers nối qua các cạnh dữ liệu rủi ro; bốn nhóm control phía dưới theo ưu tiên."/>
+            <wp:extent cx="5440680" cy="3060382"/>
+            <wp:docPr id="2" name="Picture 2" title="Security &amp; operations control map" descr="Browser giữ selfie và chạy MediaPipe; CDN chỉ cung cấp WASM; FastAPI vẫn nhận direct requests; controls gồm fail-closed, pinned runtime/model provenance, backend revalidation backlog và privacy disclosure."/>
             <wp:cNvGraphicFramePr>
               <a:graphicFrameLocks noChangeAspect="1"/>
             </wp:cNvGraphicFramePr>
@@ -4353,7 +4484,7 @@
                   <pic:spPr>
                     <a:xfrm>
                       <a:off x="0" y="0"/>
-                      <a:ext cx="6080760" cy="3420428"/>
+                      <a:ext cx="5440680" cy="3060382"/>
                     </a:xfrm>
                     <a:prstGeom prst="rect"/>
                   </pic:spPr>
@@ -4371,7 +4502,7 @@
         <w:jc w:val="center"/>
       </w:pPr>
       <w:r>
-        <w:t>Hình GS-DOC-11.2 — Security &amp; operations control map. Trust boundaries và lộ trình kiểm soát bảo mật/vận hành theo P0–P2.</w:t>
+        <w:t>Hình GS-DOC-11.2 — Security &amp; operations control map. Control map ghi rõ local face gate giảm upload nhầm nhưng không phải security boundary có thể tin cậy cho direct API.</w:t>
       </w:r>
     </w:p>
     <w:tbl>
@@ -4426,7 +4557,7 @@
                 <w:color w:val="475569"/>
                 <w:sz w:val="16"/>
               </w:rPr>
-              <w:t>Browser, FastAPI, Supabase và providers nối qua các cạnh dữ liệu rủi ro; bốn nhóm control phía dưới theo ưu tiên.</w:t>
+              <w:t>Browser giữ selfie và chạy MediaPipe; CDN chỉ cung cấp WASM; FastAPI vẫn nhận direct requests; controls gồm fail-closed, pinned runtime/model provenance, backend revalidation backlog và privacy disclosure.</w:t>
             </w:r>
           </w:p>
         </w:tc>
@@ -4434,7 +4565,7 @@
     </w:tbl>
     <w:p>
       <w:pPr>
-        <w:spacing w:after="160"/>
+        <w:spacing w:after="80"/>
         <w:jc w:val="center"/>
       </w:pPr>
       <w:r>
@@ -4443,7 +4574,7 @@
           <w:color w:val="475569"/>
           <w:sz w:val="14"/>
         </w:rPr>
-        <w:t>Nguồn: frontend/src/services/authService.ts; backend/app/services/supabase_service.py; backend/app/services/telegram_service.py · baseline kien_v5</w:t>
+        <w:t>Nguồn: frontend/src/services/faceDetectionService.ts; frontend/src/workers/faceDetector.worker.ts; backend/app/api/stickers.py · baseline kien_v5</w:t>
       </w:r>
     </w:p>
     <w:p>
@@ -4536,6 +4667,7 @@
       <w:tr>
         <w:trPr>
           <w:tblHeader w:val="true"/>
+          <w:cantSplit/>
         </w:trPr>
         <w:tc>
           <w:tcPr>
@@ -4559,6 +4691,7 @@
           </w:tcPr>
           <w:p>
             <w:pPr>
+              <w:keepNext/>
               <w:jc w:val="left"/>
             </w:pPr>
             <w:r>
@@ -4594,6 +4727,7 @@
           </w:tcPr>
           <w:p>
             <w:pPr>
+              <w:keepNext/>
               <w:jc w:val="left"/>
             </w:pPr>
             <w:r>
@@ -4629,6 +4763,7 @@
           </w:tcPr>
           <w:p>
             <w:pPr>
+              <w:keepNext/>
               <w:jc w:val="left"/>
             </w:pPr>
             <w:r>
@@ -4644,6 +4779,9 @@
         </w:tc>
       </w:tr>
       <w:tr>
+        <w:trPr>
+          <w:cantSplit/>
+        </w:trPr>
         <w:tc>
           <w:tcPr>
             <w:tcW w:type="dxa" w:w="3221"/>
@@ -4751,6 +4889,9 @@
         </w:tc>
       </w:tr>
       <w:tr>
+        <w:trPr>
+          <w:cantSplit/>
+        </w:trPr>
         <w:tc>
           <w:tcPr>
             <w:tcW w:type="dxa" w:w="3221"/>
@@ -4858,6 +4999,9 @@
         </w:tc>
       </w:tr>
       <w:tr>
+        <w:trPr>
+          <w:cantSplit/>
+        </w:trPr>
         <w:tc>
           <w:tcPr>
             <w:tcW w:type="dxa" w:w="3221"/>
@@ -4965,6 +5109,9 @@
         </w:tc>
       </w:tr>
       <w:tr>
+        <w:trPr>
+          <w:cantSplit/>
+        </w:trPr>
         <w:tc>
           <w:tcPr>
             <w:tcW w:type="dxa" w:w="3221"/>
@@ -5072,6 +5219,9 @@
         </w:tc>
       </w:tr>
       <w:tr>
+        <w:trPr>
+          <w:cantSplit/>
+        </w:trPr>
         <w:tc>
           <w:tcPr>
             <w:tcW w:type="dxa" w:w="3221"/>
@@ -5179,6 +5329,9 @@
         </w:tc>
       </w:tr>
       <w:tr>
+        <w:trPr>
+          <w:cantSplit/>
+        </w:trPr>
         <w:tc>
           <w:tcPr>
             <w:tcW w:type="dxa" w:w="3221"/>
@@ -5286,6 +5439,9 @@
         </w:tc>
       </w:tr>
       <w:tr>
+        <w:trPr>
+          <w:cantSplit/>
+        </w:trPr>
         <w:tc>
           <w:tcPr>
             <w:tcW w:type="dxa" w:w="3221"/>
@@ -5395,8 +5551,14 @@
     </w:tbl>
     <w:p>
       <w:pPr>
-        <w:spacing w:after="20"/>
+        <w:spacing w:before="0" w:after="0" w:line="20" w:lineRule="exact"/>
       </w:pPr>
+      <w:r>
+        <w:rPr>
+          <w:sz w:val="2"/>
+        </w:rPr>
+        <w:t xml:space="preserve"> </w:t>
+      </w:r>
     </w:p>
     <w:p>
       <w:pPr>
@@ -5574,6 +5736,7 @@
       <w:tr>
         <w:trPr>
           <w:tblHeader w:val="true"/>
+          <w:cantSplit/>
         </w:trPr>
         <w:tc>
           <w:tcPr>
@@ -5597,6 +5760,7 @@
           </w:tcPr>
           <w:p>
             <w:pPr>
+              <w:keepNext/>
               <w:jc w:val="left"/>
             </w:pPr>
             <w:r>
@@ -5632,6 +5796,7 @@
           </w:tcPr>
           <w:p>
             <w:pPr>
+              <w:keepNext/>
               <w:jc w:val="left"/>
             </w:pPr>
             <w:r>
@@ -5667,6 +5832,7 @@
           </w:tcPr>
           <w:p>
             <w:pPr>
+              <w:keepNext/>
               <w:jc w:val="left"/>
             </w:pPr>
             <w:r>
@@ -5702,6 +5868,7 @@
           </w:tcPr>
           <w:p>
             <w:pPr>
+              <w:keepNext/>
               <w:jc w:val="left"/>
             </w:pPr>
             <w:r>
@@ -5717,6 +5884,9 @@
         </w:tc>
       </w:tr>
       <w:tr>
+        <w:trPr>
+          <w:cantSplit/>
+        </w:trPr>
         <w:tc>
           <w:tcPr>
             <w:tcW w:type="dxa" w:w="2416"/>
@@ -5859,6 +6029,9 @@
         </w:tc>
       </w:tr>
       <w:tr>
+        <w:trPr>
+          <w:cantSplit/>
+        </w:trPr>
         <w:tc>
           <w:tcPr>
             <w:tcW w:type="dxa" w:w="2416"/>
@@ -6001,6 +6174,9 @@
         </w:tc>
       </w:tr>
       <w:tr>
+        <w:trPr>
+          <w:cantSplit/>
+        </w:trPr>
         <w:tc>
           <w:tcPr>
             <w:tcW w:type="dxa" w:w="2416"/>
@@ -6143,6 +6319,9 @@
         </w:tc>
       </w:tr>
       <w:tr>
+        <w:trPr>
+          <w:cantSplit/>
+        </w:trPr>
         <w:tc>
           <w:tcPr>
             <w:tcW w:type="dxa" w:w="2416"/>
@@ -6285,6 +6464,9 @@
         </w:tc>
       </w:tr>
       <w:tr>
+        <w:trPr>
+          <w:cantSplit/>
+        </w:trPr>
         <w:tc>
           <w:tcPr>
             <w:tcW w:type="dxa" w:w="2416"/>
@@ -6427,6 +6609,9 @@
         </w:tc>
       </w:tr>
       <w:tr>
+        <w:trPr>
+          <w:cantSplit/>
+        </w:trPr>
         <w:tc>
           <w:tcPr>
             <w:tcW w:type="dxa" w:w="2416"/>
@@ -6571,8 +6756,14 @@
     </w:tbl>
     <w:p>
       <w:pPr>
-        <w:spacing w:after="20"/>
+        <w:spacing w:before="0" w:after="0" w:line="20" w:lineRule="exact"/>
       </w:pPr>
+      <w:r>
+        <w:rPr>
+          <w:sz w:val="2"/>
+        </w:rPr>
+        <w:t xml:space="preserve"> </w:t>
+      </w:r>
     </w:p>
     <w:p>
       <w:pPr>
@@ -6603,6 +6794,7 @@
       <w:tr>
         <w:trPr>
           <w:tblHeader w:val="true"/>
+          <w:cantSplit/>
         </w:trPr>
         <w:tc>
           <w:tcPr>
@@ -6626,6 +6818,7 @@
           </w:tcPr>
           <w:p>
             <w:pPr>
+              <w:keepNext/>
               <w:jc w:val="left"/>
             </w:pPr>
             <w:r>
@@ -6661,6 +6854,7 @@
           </w:tcPr>
           <w:p>
             <w:pPr>
+              <w:keepNext/>
               <w:jc w:val="left"/>
             </w:pPr>
             <w:r>
@@ -6696,6 +6890,7 @@
           </w:tcPr>
           <w:p>
             <w:pPr>
+              <w:keepNext/>
               <w:jc w:val="left"/>
             </w:pPr>
             <w:r>
@@ -6731,6 +6926,7 @@
           </w:tcPr>
           <w:p>
             <w:pPr>
+              <w:keepNext/>
               <w:jc w:val="left"/>
             </w:pPr>
             <w:r>
@@ -6746,6 +6942,9 @@
         </w:tc>
       </w:tr>
       <w:tr>
+        <w:trPr>
+          <w:cantSplit/>
+        </w:trPr>
         <w:tc>
           <w:tcPr>
             <w:tcW w:type="dxa" w:w="2416"/>
@@ -6888,6 +7087,9 @@
         </w:tc>
       </w:tr>
       <w:tr>
+        <w:trPr>
+          <w:cantSplit/>
+        </w:trPr>
         <w:tc>
           <w:tcPr>
             <w:tcW w:type="dxa" w:w="2416"/>
@@ -7030,6 +7232,9 @@
         </w:tc>
       </w:tr>
       <w:tr>
+        <w:trPr>
+          <w:cantSplit/>
+        </w:trPr>
         <w:tc>
           <w:tcPr>
             <w:tcW w:type="dxa" w:w="2416"/>
@@ -7172,6 +7377,9 @@
         </w:tc>
       </w:tr>
       <w:tr>
+        <w:trPr>
+          <w:cantSplit/>
+        </w:trPr>
         <w:tc>
           <w:tcPr>
             <w:tcW w:type="dxa" w:w="2416"/>
@@ -7314,6 +7522,9 @@
         </w:tc>
       </w:tr>
       <w:tr>
+        <w:trPr>
+          <w:cantSplit/>
+        </w:trPr>
         <w:tc>
           <w:tcPr>
             <w:tcW w:type="dxa" w:w="2416"/>
@@ -7458,8 +7669,14 @@
     </w:tbl>
     <w:p>
       <w:pPr>
-        <w:spacing w:after="20"/>
+        <w:spacing w:before="0" w:after="0" w:line="20" w:lineRule="exact"/>
       </w:pPr>
+      <w:r>
+        <w:rPr>
+          <w:sz w:val="2"/>
+        </w:rPr>
+        <w:t xml:space="preserve"> </w:t>
+      </w:r>
     </w:p>
     <w:p>
       <w:pPr>
@@ -7490,6 +7707,7 @@
       <w:tr>
         <w:trPr>
           <w:tblHeader w:val="true"/>
+          <w:cantSplit/>
         </w:trPr>
         <w:tc>
           <w:tcPr>
@@ -7513,6 +7731,7 @@
           </w:tcPr>
           <w:p>
             <w:pPr>
+              <w:keepNext/>
               <w:jc w:val="left"/>
             </w:pPr>
             <w:r>
@@ -7548,6 +7767,7 @@
           </w:tcPr>
           <w:p>
             <w:pPr>
+              <w:keepNext/>
               <w:jc w:val="left"/>
             </w:pPr>
             <w:r>
@@ -7583,6 +7803,7 @@
           </w:tcPr>
           <w:p>
             <w:pPr>
+              <w:keepNext/>
               <w:jc w:val="left"/>
             </w:pPr>
             <w:r>
@@ -7618,6 +7839,7 @@
           </w:tcPr>
           <w:p>
             <w:pPr>
+              <w:keepNext/>
               <w:jc w:val="left"/>
             </w:pPr>
             <w:r>
@@ -7633,6 +7855,9 @@
         </w:tc>
       </w:tr>
       <w:tr>
+        <w:trPr>
+          <w:cantSplit/>
+        </w:trPr>
         <w:tc>
           <w:tcPr>
             <w:tcW w:type="dxa" w:w="2416"/>
@@ -7775,6 +8000,9 @@
         </w:tc>
       </w:tr>
       <w:tr>
+        <w:trPr>
+          <w:cantSplit/>
+        </w:trPr>
         <w:tc>
           <w:tcPr>
             <w:tcW w:type="dxa" w:w="2416"/>
@@ -7917,6 +8145,9 @@
         </w:tc>
       </w:tr>
       <w:tr>
+        <w:trPr>
+          <w:cantSplit/>
+        </w:trPr>
         <w:tc>
           <w:tcPr>
             <w:tcW w:type="dxa" w:w="2416"/>
@@ -8059,6 +8290,9 @@
         </w:tc>
       </w:tr>
       <w:tr>
+        <w:trPr>
+          <w:cantSplit/>
+        </w:trPr>
         <w:tc>
           <w:tcPr>
             <w:tcW w:type="dxa" w:w="2416"/>
@@ -8201,6 +8435,9 @@
         </w:tc>
       </w:tr>
       <w:tr>
+        <w:trPr>
+          <w:cantSplit/>
+        </w:trPr>
         <w:tc>
           <w:tcPr>
             <w:tcW w:type="dxa" w:w="2416"/>
@@ -8345,8 +8582,14 @@
     </w:tbl>
     <w:p>
       <w:pPr>
-        <w:spacing w:after="20"/>
+        <w:spacing w:before="0" w:after="0" w:line="20" w:lineRule="exact"/>
       </w:pPr>
+      <w:r>
+        <w:rPr>
+          <w:sz w:val="2"/>
+        </w:rPr>
+        <w:t xml:space="preserve"> </w:t>
+      </w:r>
     </w:p>
     <w:p>
       <w:pPr>
@@ -8377,6 +8620,7 @@
       <w:tr>
         <w:trPr>
           <w:tblHeader w:val="true"/>
+          <w:cantSplit/>
         </w:trPr>
         <w:tc>
           <w:tcPr>
@@ -8400,6 +8644,7 @@
           </w:tcPr>
           <w:p>
             <w:pPr>
+              <w:keepNext/>
               <w:jc w:val="left"/>
             </w:pPr>
             <w:r>
@@ -8435,6 +8680,7 @@
           </w:tcPr>
           <w:p>
             <w:pPr>
+              <w:keepNext/>
               <w:jc w:val="left"/>
             </w:pPr>
             <w:r>
@@ -8470,6 +8716,7 @@
           </w:tcPr>
           <w:p>
             <w:pPr>
+              <w:keepNext/>
               <w:jc w:val="left"/>
             </w:pPr>
             <w:r>
@@ -8505,6 +8752,7 @@
           </w:tcPr>
           <w:p>
             <w:pPr>
+              <w:keepNext/>
               <w:jc w:val="left"/>
             </w:pPr>
             <w:r>
@@ -8520,6 +8768,9 @@
         </w:tc>
       </w:tr>
       <w:tr>
+        <w:trPr>
+          <w:cantSplit/>
+        </w:trPr>
         <w:tc>
           <w:tcPr>
             <w:tcW w:type="dxa" w:w="2416"/>
@@ -8662,6 +8913,9 @@
         </w:tc>
       </w:tr>
       <w:tr>
+        <w:trPr>
+          <w:cantSplit/>
+        </w:trPr>
         <w:tc>
           <w:tcPr>
             <w:tcW w:type="dxa" w:w="2416"/>
@@ -8804,6 +9058,9 @@
         </w:tc>
       </w:tr>
       <w:tr>
+        <w:trPr>
+          <w:cantSplit/>
+        </w:trPr>
         <w:tc>
           <w:tcPr>
             <w:tcW w:type="dxa" w:w="2416"/>
@@ -8946,6 +9203,9 @@
         </w:tc>
       </w:tr>
       <w:tr>
+        <w:trPr>
+          <w:cantSplit/>
+        </w:trPr>
         <w:tc>
           <w:tcPr>
             <w:tcW w:type="dxa" w:w="2416"/>
@@ -9088,6 +9348,9 @@
         </w:tc>
       </w:tr>
       <w:tr>
+        <w:trPr>
+          <w:cantSplit/>
+        </w:trPr>
         <w:tc>
           <w:tcPr>
             <w:tcW w:type="dxa" w:w="2416"/>
@@ -9232,8 +9495,14 @@
     </w:tbl>
     <w:p>
       <w:pPr>
-        <w:spacing w:after="20"/>
+        <w:spacing w:before="0" w:after="0" w:line="20" w:lineRule="exact"/>
       </w:pPr>
+      <w:r>
+        <w:rPr>
+          <w:sz w:val="2"/>
+        </w:rPr>
+        <w:t xml:space="preserve"> </w:t>
+      </w:r>
     </w:p>
     <w:p>
       <w:pPr>
@@ -9336,6 +9605,7 @@
       <w:tr>
         <w:trPr>
           <w:tblHeader w:val="true"/>
+          <w:cantSplit/>
         </w:trPr>
         <w:tc>
           <w:tcPr>
@@ -9359,6 +9629,7 @@
           </w:tcPr>
           <w:p>
             <w:pPr>
+              <w:keepNext/>
               <w:jc w:val="left"/>
             </w:pPr>
             <w:r>
@@ -9394,6 +9665,7 @@
           </w:tcPr>
           <w:p>
             <w:pPr>
+              <w:keepNext/>
               <w:jc w:val="left"/>
             </w:pPr>
             <w:r>
@@ -9429,6 +9701,7 @@
           </w:tcPr>
           <w:p>
             <w:pPr>
+              <w:keepNext/>
               <w:jc w:val="left"/>
             </w:pPr>
             <w:r>
@@ -9464,6 +9737,7 @@
           </w:tcPr>
           <w:p>
             <w:pPr>
+              <w:keepNext/>
               <w:jc w:val="left"/>
             </w:pPr>
             <w:r>
@@ -9479,6 +9753,9 @@
         </w:tc>
       </w:tr>
       <w:tr>
+        <w:trPr>
+          <w:cantSplit/>
+        </w:trPr>
         <w:tc>
           <w:tcPr>
             <w:tcW w:type="dxa" w:w="2416"/>
@@ -9621,6 +9898,9 @@
         </w:tc>
       </w:tr>
       <w:tr>
+        <w:trPr>
+          <w:cantSplit/>
+        </w:trPr>
         <w:tc>
           <w:tcPr>
             <w:tcW w:type="dxa" w:w="2416"/>
@@ -9763,6 +10043,9 @@
         </w:tc>
       </w:tr>
       <w:tr>
+        <w:trPr>
+          <w:cantSplit/>
+        </w:trPr>
         <w:tc>
           <w:tcPr>
             <w:tcW w:type="dxa" w:w="2416"/>
@@ -9905,6 +10188,9 @@
         </w:tc>
       </w:tr>
       <w:tr>
+        <w:trPr>
+          <w:cantSplit/>
+        </w:trPr>
         <w:tc>
           <w:tcPr>
             <w:tcW w:type="dxa" w:w="2416"/>
@@ -10047,6 +10333,9 @@
         </w:tc>
       </w:tr>
       <w:tr>
+        <w:trPr>
+          <w:cantSplit/>
+        </w:trPr>
         <w:tc>
           <w:tcPr>
             <w:tcW w:type="dxa" w:w="2416"/>
@@ -10189,6 +10478,9 @@
         </w:tc>
       </w:tr>
       <w:tr>
+        <w:trPr>
+          <w:cantSplit/>
+        </w:trPr>
         <w:tc>
           <w:tcPr>
             <w:tcW w:type="dxa" w:w="2416"/>
@@ -10333,8 +10625,927 @@
     </w:tbl>
     <w:p>
       <w:pPr>
-        <w:spacing w:after="20"/>
+        <w:spacing w:before="0" w:after="0" w:line="20" w:lineRule="exact"/>
       </w:pPr>
+      <w:r>
+        <w:rPr>
+          <w:sz w:val="2"/>
+        </w:rPr>
+        <w:t xml:space="preserve"> </w:t>
+      </w:r>
+    </w:p>
+    <w:p>
+      <w:pPr>
+        <w:pStyle w:val="Heading1"/>
+        <w:keepNext/>
+      </w:pPr>
+      <w:r>
+        <w:rPr>
+          <w:color w:val="0F172A"/>
+        </w:rPr>
+        <w:t>16. MediaPipe browser gate: security và vận hành</w:t>
+      </w:r>
+    </w:p>
+    <w:tbl>
+      <w:tblPr>
+        <w:tblStyle w:val="TableGrid"/>
+        <w:tblW w:type="auto" w:w="0"/>
+        <w:jc w:val="center"/>
+        <w:tblLayout w:type="autofit"/>
+        <w:tblLook w:firstColumn="1" w:firstRow="1" w:lastColumn="0" w:lastRow="0" w:noHBand="0" w:noVBand="1" w:val="04A0"/>
+      </w:tblPr>
+      <w:tblGrid>
+        <w:gridCol w:w="2416"/>
+        <w:gridCol w:w="2416"/>
+        <w:gridCol w:w="2416"/>
+        <w:gridCol w:w="2416"/>
+      </w:tblGrid>
+      <w:tr>
+        <w:trPr>
+          <w:tblHeader w:val="true"/>
+          <w:cantSplit/>
+        </w:trPr>
+        <w:tc>
+          <w:tcPr>
+            <w:tcW w:type="dxa" w:w="2416"/>
+            <w:shd w:fill="4338CA"/>
+            <w:tcBorders>
+              <w:top w:val="single" w:sz="6" w:color="4338CA"/>
+              <w:left w:val="single" w:sz="6" w:color="4338CA"/>
+              <w:bottom w:val="single" w:sz="6" w:color="4338CA"/>
+              <w:right w:val="single" w:sz="6" w:color="4338CA"/>
+              <w:insideH w:val="single" w:sz="6" w:color="4338CA"/>
+              <w:insideV w:val="single" w:sz="6" w:color="4338CA"/>
+            </w:tcBorders>
+            <w:tcMar>
+              <w:top w:w="80" w:type="dxa"/>
+              <w:start w:w="85" w:type="dxa"/>
+              <w:bottom w:w="80" w:type="dxa"/>
+              <w:end w:w="85" w:type="dxa"/>
+            </w:tcMar>
+            <w:vAlign w:val="center"/>
+          </w:tcPr>
+          <w:p>
+            <w:pPr>
+              <w:keepNext/>
+              <w:jc w:val="left"/>
+            </w:pPr>
+            <w:r>
+              <w:rPr>
+                <w:rFonts w:ascii="Aptos" w:hAnsi="Aptos" w:eastAsia="Arial"/>
+                <w:b/>
+                <w:color w:val="FFFFFF"/>
+                <w:sz w:val="17"/>
+              </w:rPr>
+              <w:t>Control/asset</w:t>
+            </w:r>
+          </w:p>
+        </w:tc>
+        <w:tc>
+          <w:tcPr>
+            <w:tcW w:type="dxa" w:w="2416"/>
+            <w:shd w:fill="4338CA"/>
+            <w:tcBorders>
+              <w:top w:val="single" w:sz="6" w:color="4338CA"/>
+              <w:left w:val="single" w:sz="6" w:color="4338CA"/>
+              <w:bottom w:val="single" w:sz="6" w:color="4338CA"/>
+              <w:right w:val="single" w:sz="6" w:color="4338CA"/>
+              <w:insideH w:val="single" w:sz="6" w:color="4338CA"/>
+              <w:insideV w:val="single" w:sz="6" w:color="4338CA"/>
+            </w:tcBorders>
+            <w:tcMar>
+              <w:top w:w="80" w:type="dxa"/>
+              <w:start w:w="85" w:type="dxa"/>
+              <w:bottom w:w="80" w:type="dxa"/>
+              <w:end w:w="85" w:type="dxa"/>
+            </w:tcMar>
+            <w:vAlign w:val="center"/>
+          </w:tcPr>
+          <w:p>
+            <w:pPr>
+              <w:keepNext/>
+              <w:jc w:val="left"/>
+            </w:pPr>
+            <w:r>
+              <w:rPr>
+                <w:rFonts w:ascii="Aptos" w:hAnsi="Aptos" w:eastAsia="Arial"/>
+                <w:b/>
+                <w:color w:val="FFFFFF"/>
+                <w:sz w:val="17"/>
+              </w:rPr>
+              <w:t>Current implementation</w:t>
+            </w:r>
+          </w:p>
+        </w:tc>
+        <w:tc>
+          <w:tcPr>
+            <w:tcW w:type="dxa" w:w="2416"/>
+            <w:shd w:fill="4338CA"/>
+            <w:tcBorders>
+              <w:top w:val="single" w:sz="6" w:color="4338CA"/>
+              <w:left w:val="single" w:sz="6" w:color="4338CA"/>
+              <w:bottom w:val="single" w:sz="6" w:color="4338CA"/>
+              <w:right w:val="single" w:sz="6" w:color="4338CA"/>
+              <w:insideH w:val="single" w:sz="6" w:color="4338CA"/>
+              <w:insideV w:val="single" w:sz="6" w:color="4338CA"/>
+            </w:tcBorders>
+            <w:tcMar>
+              <w:top w:w="80" w:type="dxa"/>
+              <w:start w:w="85" w:type="dxa"/>
+              <w:bottom w:w="80" w:type="dxa"/>
+              <w:end w:w="85" w:type="dxa"/>
+            </w:tcMar>
+            <w:vAlign w:val="center"/>
+          </w:tcPr>
+          <w:p>
+            <w:pPr>
+              <w:keepNext/>
+              <w:jc w:val="left"/>
+            </w:pPr>
+            <w:r>
+              <w:rPr>
+                <w:rFonts w:ascii="Aptos" w:hAnsi="Aptos" w:eastAsia="Arial"/>
+                <w:b/>
+                <w:color w:val="FFFFFF"/>
+                <w:sz w:val="17"/>
+              </w:rPr>
+              <w:t>Release check</w:t>
+            </w:r>
+          </w:p>
+        </w:tc>
+        <w:tc>
+          <w:tcPr>
+            <w:tcW w:type="dxa" w:w="2416"/>
+            <w:shd w:fill="4338CA"/>
+            <w:tcBorders>
+              <w:top w:val="single" w:sz="6" w:color="4338CA"/>
+              <w:left w:val="single" w:sz="6" w:color="4338CA"/>
+              <w:bottom w:val="single" w:sz="6" w:color="4338CA"/>
+              <w:right w:val="single" w:sz="6" w:color="4338CA"/>
+              <w:insideH w:val="single" w:sz="6" w:color="4338CA"/>
+              <w:insideV w:val="single" w:sz="6" w:color="4338CA"/>
+            </w:tcBorders>
+            <w:tcMar>
+              <w:top w:w="80" w:type="dxa"/>
+              <w:start w:w="85" w:type="dxa"/>
+              <w:bottom w:w="80" w:type="dxa"/>
+              <w:end w:w="85" w:type="dxa"/>
+            </w:tcMar>
+            <w:vAlign w:val="center"/>
+          </w:tcPr>
+          <w:p>
+            <w:pPr>
+              <w:keepNext/>
+              <w:jc w:val="left"/>
+            </w:pPr>
+            <w:r>
+              <w:rPr>
+                <w:rFonts w:ascii="Aptos" w:hAnsi="Aptos" w:eastAsia="Arial"/>
+                <w:b/>
+                <w:color w:val="FFFFFF"/>
+                <w:sz w:val="17"/>
+              </w:rPr>
+              <w:t>Residual risk</w:t>
+            </w:r>
+          </w:p>
+        </w:tc>
+      </w:tr>
+      <w:tr>
+        <w:trPr>
+          <w:cantSplit/>
+        </w:trPr>
+        <w:tc>
+          <w:tcPr>
+            <w:tcW w:type="dxa" w:w="2416"/>
+            <w:shd w:fill="FFFFFF"/>
+            <w:tcBorders>
+              <w:top w:val="single" w:sz="6" w:color="CBD5E1"/>
+              <w:left w:val="single" w:sz="6" w:color="CBD5E1"/>
+              <w:bottom w:val="single" w:sz="6" w:color="CBD5E1"/>
+              <w:right w:val="single" w:sz="6" w:color="CBD5E1"/>
+              <w:insideH w:val="single" w:sz="6" w:color="CBD5E1"/>
+              <w:insideV w:val="single" w:sz="6" w:color="CBD5E1"/>
+            </w:tcBorders>
+            <w:tcMar>
+              <w:top w:w="70" w:type="dxa"/>
+              <w:start w:w="80" w:type="dxa"/>
+              <w:bottom w:w="70" w:type="dxa"/>
+              <w:end w:w="80" w:type="dxa"/>
+            </w:tcMar>
+            <w:vAlign w:val="top"/>
+          </w:tcPr>
+          <w:p>
+            <w:pPr>
+              <w:spacing w:after="0"/>
+            </w:pPr>
+            <w:r>
+              <w:rPr>
+                <w:rFonts w:ascii="Aptos" w:hAnsi="Aptos" w:eastAsia="Arial"/>
+                <w:b w:val="0"/>
+                <w:color w:val="0F172A"/>
+                <w:sz w:val="16"/>
+              </w:rPr>
+              <w:t>Package</w:t>
+            </w:r>
+          </w:p>
+        </w:tc>
+        <w:tc>
+          <w:tcPr>
+            <w:tcW w:type="dxa" w:w="2416"/>
+            <w:shd w:fill="FFFFFF"/>
+            <w:tcBorders>
+              <w:top w:val="single" w:sz="6" w:color="CBD5E1"/>
+              <w:left w:val="single" w:sz="6" w:color="CBD5E1"/>
+              <w:bottom w:val="single" w:sz="6" w:color="CBD5E1"/>
+              <w:right w:val="single" w:sz="6" w:color="CBD5E1"/>
+              <w:insideH w:val="single" w:sz="6" w:color="CBD5E1"/>
+              <w:insideV w:val="single" w:sz="6" w:color="CBD5E1"/>
+            </w:tcBorders>
+            <w:tcMar>
+              <w:top w:w="70" w:type="dxa"/>
+              <w:start w:w="80" w:type="dxa"/>
+              <w:bottom w:w="70" w:type="dxa"/>
+              <w:end w:w="80" w:type="dxa"/>
+            </w:tcMar>
+            <w:vAlign w:val="top"/>
+          </w:tcPr>
+          <w:p>
+            <w:pPr>
+              <w:spacing w:after="0"/>
+            </w:pPr>
+            <w:r>
+              <w:rPr>
+                <w:rFonts w:ascii="Aptos" w:hAnsi="Aptos" w:eastAsia="Arial"/>
+                <w:b w:val="0"/>
+                <w:color w:val="0F172A"/>
+                <w:sz w:val="16"/>
+              </w:rPr>
+              <w:t>@mediapipe/tasks-vision 1.0.1 được pin</w:t>
+            </w:r>
+          </w:p>
+        </w:tc>
+        <w:tc>
+          <w:tcPr>
+            <w:tcW w:type="dxa" w:w="2416"/>
+            <w:shd w:fill="FFFFFF"/>
+            <w:tcBorders>
+              <w:top w:val="single" w:sz="6" w:color="CBD5E1"/>
+              <w:left w:val="single" w:sz="6" w:color="CBD5E1"/>
+              <w:bottom w:val="single" w:sz="6" w:color="CBD5E1"/>
+              <w:right w:val="single" w:sz="6" w:color="CBD5E1"/>
+              <w:insideH w:val="single" w:sz="6" w:color="CBD5E1"/>
+              <w:insideV w:val="single" w:sz="6" w:color="CBD5E1"/>
+            </w:tcBorders>
+            <w:tcMar>
+              <w:top w:w="70" w:type="dxa"/>
+              <w:start w:w="80" w:type="dxa"/>
+              <w:bottom w:w="70" w:type="dxa"/>
+              <w:end w:w="80" w:type="dxa"/>
+            </w:tcMar>
+            <w:vAlign w:val="top"/>
+          </w:tcPr>
+          <w:p>
+            <w:pPr>
+              <w:spacing w:after="0"/>
+            </w:pPr>
+            <w:r>
+              <w:rPr>
+                <w:rFonts w:ascii="Aptos" w:hAnsi="Aptos" w:eastAsia="Arial"/>
+                <w:b w:val="0"/>
+                <w:color w:val="0F172A"/>
+                <w:sz w:val="16"/>
+              </w:rPr>
+              <w:t>Lockfile exact version; dependency audit</w:t>
+            </w:r>
+          </w:p>
+        </w:tc>
+        <w:tc>
+          <w:tcPr>
+            <w:tcW w:type="dxa" w:w="2416"/>
+            <w:shd w:fill="FFFFFF"/>
+            <w:tcBorders>
+              <w:top w:val="single" w:sz="6" w:color="CBD5E1"/>
+              <w:left w:val="single" w:sz="6" w:color="CBD5E1"/>
+              <w:bottom w:val="single" w:sz="6" w:color="CBD5E1"/>
+              <w:right w:val="single" w:sz="6" w:color="CBD5E1"/>
+              <w:insideH w:val="single" w:sz="6" w:color="CBD5E1"/>
+              <w:insideV w:val="single" w:sz="6" w:color="CBD5E1"/>
+            </w:tcBorders>
+            <w:tcMar>
+              <w:top w:w="70" w:type="dxa"/>
+              <w:start w:w="80" w:type="dxa"/>
+              <w:bottom w:w="70" w:type="dxa"/>
+              <w:end w:w="80" w:type="dxa"/>
+            </w:tcMar>
+            <w:vAlign w:val="top"/>
+          </w:tcPr>
+          <w:p>
+            <w:pPr>
+              <w:spacing w:after="0"/>
+            </w:pPr>
+            <w:r>
+              <w:rPr>
+                <w:rFonts w:ascii="Aptos" w:hAnsi="Aptos" w:eastAsia="Arial"/>
+                <w:b w:val="0"/>
+                <w:color w:val="0F172A"/>
+                <w:sz w:val="16"/>
+              </w:rPr>
+              <w:t>Supply-chain/CDN availability</w:t>
+            </w:r>
+          </w:p>
+        </w:tc>
+      </w:tr>
+      <w:tr>
+        <w:trPr>
+          <w:cantSplit/>
+        </w:trPr>
+        <w:tc>
+          <w:tcPr>
+            <w:tcW w:type="dxa" w:w="2416"/>
+            <w:shd w:fill="F8FAFC"/>
+            <w:tcBorders>
+              <w:top w:val="single" w:sz="6" w:color="CBD5E1"/>
+              <w:left w:val="single" w:sz="6" w:color="CBD5E1"/>
+              <w:bottom w:val="single" w:sz="6" w:color="CBD5E1"/>
+              <w:right w:val="single" w:sz="6" w:color="CBD5E1"/>
+              <w:insideH w:val="single" w:sz="6" w:color="CBD5E1"/>
+              <w:insideV w:val="single" w:sz="6" w:color="CBD5E1"/>
+            </w:tcBorders>
+            <w:tcMar>
+              <w:top w:w="70" w:type="dxa"/>
+              <w:start w:w="80" w:type="dxa"/>
+              <w:bottom w:w="70" w:type="dxa"/>
+              <w:end w:w="80" w:type="dxa"/>
+            </w:tcMar>
+            <w:vAlign w:val="top"/>
+          </w:tcPr>
+          <w:p>
+            <w:pPr>
+              <w:spacing w:after="0"/>
+            </w:pPr>
+            <w:r>
+              <w:rPr>
+                <w:rFonts w:ascii="Aptos" w:hAnsi="Aptos" w:eastAsia="Arial"/>
+                <w:b w:val="0"/>
+                <w:color w:val="0F172A"/>
+                <w:sz w:val="16"/>
+              </w:rPr>
+              <w:t>Model</w:t>
+            </w:r>
+          </w:p>
+        </w:tc>
+        <w:tc>
+          <w:tcPr>
+            <w:tcW w:type="dxa" w:w="2416"/>
+            <w:shd w:fill="F8FAFC"/>
+            <w:tcBorders>
+              <w:top w:val="single" w:sz="6" w:color="CBD5E1"/>
+              <w:left w:val="single" w:sz="6" w:color="CBD5E1"/>
+              <w:bottom w:val="single" w:sz="6" w:color="CBD5E1"/>
+              <w:right w:val="single" w:sz="6" w:color="CBD5E1"/>
+              <w:insideH w:val="single" w:sz="6" w:color="CBD5E1"/>
+              <w:insideV w:val="single" w:sz="6" w:color="CBD5E1"/>
+            </w:tcBorders>
+            <w:tcMar>
+              <w:top w:w="70" w:type="dxa"/>
+              <w:start w:w="80" w:type="dxa"/>
+              <w:bottom w:w="70" w:type="dxa"/>
+              <w:end w:w="80" w:type="dxa"/>
+            </w:tcMar>
+            <w:vAlign w:val="top"/>
+          </w:tcPr>
+          <w:p>
+            <w:pPr>
+              <w:spacing w:after="0"/>
+            </w:pPr>
+            <w:r>
+              <w:rPr>
+                <w:rFonts w:ascii="Aptos" w:hAnsi="Aptos" w:eastAsia="Arial"/>
+                <w:b w:val="0"/>
+                <w:color w:val="0F172A"/>
+                <w:sz w:val="16"/>
+              </w:rPr>
+              <w:t>public/models/blaze_face_short_range.tflite; SHA-256 documented</w:t>
+            </w:r>
+          </w:p>
+        </w:tc>
+        <w:tc>
+          <w:tcPr>
+            <w:tcW w:type="dxa" w:w="2416"/>
+            <w:shd w:fill="F8FAFC"/>
+            <w:tcBorders>
+              <w:top w:val="single" w:sz="6" w:color="CBD5E1"/>
+              <w:left w:val="single" w:sz="6" w:color="CBD5E1"/>
+              <w:bottom w:val="single" w:sz="6" w:color="CBD5E1"/>
+              <w:right w:val="single" w:sz="6" w:color="CBD5E1"/>
+              <w:insideH w:val="single" w:sz="6" w:color="CBD5E1"/>
+              <w:insideV w:val="single" w:sz="6" w:color="CBD5E1"/>
+            </w:tcBorders>
+            <w:tcMar>
+              <w:top w:w="70" w:type="dxa"/>
+              <w:start w:w="80" w:type="dxa"/>
+              <w:bottom w:w="70" w:type="dxa"/>
+              <w:end w:w="80" w:type="dxa"/>
+            </w:tcMar>
+            <w:vAlign w:val="top"/>
+          </w:tcPr>
+          <w:p>
+            <w:pPr>
+              <w:spacing w:after="0"/>
+            </w:pPr>
+            <w:r>
+              <w:rPr>
+                <w:rFonts w:ascii="Aptos" w:hAnsi="Aptos" w:eastAsia="Arial"/>
+                <w:b w:val="0"/>
+                <w:color w:val="0F172A"/>
+                <w:sz w:val="16"/>
+              </w:rPr>
+              <w:t>Model tồn tại trong dist và hash khớp</w:t>
+            </w:r>
+          </w:p>
+        </w:tc>
+        <w:tc>
+          <w:tcPr>
+            <w:tcW w:type="dxa" w:w="2416"/>
+            <w:shd w:fill="F8FAFC"/>
+            <w:tcBorders>
+              <w:top w:val="single" w:sz="6" w:color="CBD5E1"/>
+              <w:left w:val="single" w:sz="6" w:color="CBD5E1"/>
+              <w:bottom w:val="single" w:sz="6" w:color="CBD5E1"/>
+              <w:right w:val="single" w:sz="6" w:color="CBD5E1"/>
+              <w:insideH w:val="single" w:sz="6" w:color="CBD5E1"/>
+              <w:insideV w:val="single" w:sz="6" w:color="CBD5E1"/>
+            </w:tcBorders>
+            <w:tcMar>
+              <w:top w:w="70" w:type="dxa"/>
+              <w:start w:w="80" w:type="dxa"/>
+              <w:bottom w:w="70" w:type="dxa"/>
+              <w:end w:w="80" w:type="dxa"/>
+            </w:tcMar>
+            <w:vAlign w:val="top"/>
+          </w:tcPr>
+          <w:p>
+            <w:pPr>
+              <w:spacing w:after="0"/>
+            </w:pPr>
+            <w:r>
+              <w:rPr>
+                <w:rFonts w:ascii="Aptos" w:hAnsi="Aptos" w:eastAsia="Arial"/>
+                <w:b w:val="0"/>
+                <w:color w:val="0F172A"/>
+                <w:sz w:val="16"/>
+              </w:rPr>
+              <w:t>Model face detector, không phải person/liveness classifier</w:t>
+            </w:r>
+          </w:p>
+        </w:tc>
+      </w:tr>
+      <w:tr>
+        <w:trPr>
+          <w:cantSplit/>
+        </w:trPr>
+        <w:tc>
+          <w:tcPr>
+            <w:tcW w:type="dxa" w:w="2416"/>
+            <w:shd w:fill="FFFFFF"/>
+            <w:tcBorders>
+              <w:top w:val="single" w:sz="6" w:color="CBD5E1"/>
+              <w:left w:val="single" w:sz="6" w:color="CBD5E1"/>
+              <w:bottom w:val="single" w:sz="6" w:color="CBD5E1"/>
+              <w:right w:val="single" w:sz="6" w:color="CBD5E1"/>
+              <w:insideH w:val="single" w:sz="6" w:color="CBD5E1"/>
+              <w:insideV w:val="single" w:sz="6" w:color="CBD5E1"/>
+            </w:tcBorders>
+            <w:tcMar>
+              <w:top w:w="70" w:type="dxa"/>
+              <w:start w:w="80" w:type="dxa"/>
+              <w:bottom w:w="70" w:type="dxa"/>
+              <w:end w:w="80" w:type="dxa"/>
+            </w:tcMar>
+            <w:vAlign w:val="top"/>
+          </w:tcPr>
+          <w:p>
+            <w:pPr>
+              <w:spacing w:after="0"/>
+            </w:pPr>
+            <w:r>
+              <w:rPr>
+                <w:rFonts w:ascii="Aptos" w:hAnsi="Aptos" w:eastAsia="Arial"/>
+                <w:b w:val="0"/>
+                <w:color w:val="0F172A"/>
+                <w:sz w:val="16"/>
+              </w:rPr>
+              <w:t>WASM</w:t>
+            </w:r>
+          </w:p>
+        </w:tc>
+        <w:tc>
+          <w:tcPr>
+            <w:tcW w:type="dxa" w:w="2416"/>
+            <w:shd w:fill="FFFFFF"/>
+            <w:tcBorders>
+              <w:top w:val="single" w:sz="6" w:color="CBD5E1"/>
+              <w:left w:val="single" w:sz="6" w:color="CBD5E1"/>
+              <w:bottom w:val="single" w:sz="6" w:color="CBD5E1"/>
+              <w:right w:val="single" w:sz="6" w:color="CBD5E1"/>
+              <w:insideH w:val="single" w:sz="6" w:color="CBD5E1"/>
+              <w:insideV w:val="single" w:sz="6" w:color="CBD5E1"/>
+            </w:tcBorders>
+            <w:tcMar>
+              <w:top w:w="70" w:type="dxa"/>
+              <w:start w:w="80" w:type="dxa"/>
+              <w:bottom w:w="70" w:type="dxa"/>
+              <w:end w:w="80" w:type="dxa"/>
+            </w:tcMar>
+            <w:vAlign w:val="top"/>
+          </w:tcPr>
+          <w:p>
+            <w:pPr>
+              <w:spacing w:after="0"/>
+            </w:pPr>
+            <w:r>
+              <w:rPr>
+                <w:rFonts w:ascii="Aptos" w:hAnsi="Aptos" w:eastAsia="Arial"/>
+                <w:b w:val="0"/>
+                <w:color w:val="0F172A"/>
+                <w:sz w:val="16"/>
+              </w:rPr>
+              <w:t>Pinned jsDelivr path; CPU delegate</w:t>
+            </w:r>
+          </w:p>
+        </w:tc>
+        <w:tc>
+          <w:tcPr>
+            <w:tcW w:type="dxa" w:w="2416"/>
+            <w:shd w:fill="FFFFFF"/>
+            <w:tcBorders>
+              <w:top w:val="single" w:sz="6" w:color="CBD5E1"/>
+              <w:left w:val="single" w:sz="6" w:color="CBD5E1"/>
+              <w:bottom w:val="single" w:sz="6" w:color="CBD5E1"/>
+              <w:right w:val="single" w:sz="6" w:color="CBD5E1"/>
+              <w:insideH w:val="single" w:sz="6" w:color="CBD5E1"/>
+              <w:insideV w:val="single" w:sz="6" w:color="CBD5E1"/>
+            </w:tcBorders>
+            <w:tcMar>
+              <w:top w:w="70" w:type="dxa"/>
+              <w:start w:w="80" w:type="dxa"/>
+              <w:bottom w:w="70" w:type="dxa"/>
+              <w:end w:w="80" w:type="dxa"/>
+            </w:tcMar>
+            <w:vAlign w:val="top"/>
+          </w:tcPr>
+          <w:p>
+            <w:pPr>
+              <w:spacing w:after="0"/>
+            </w:pPr>
+            <w:r>
+              <w:rPr>
+                <w:rFonts w:ascii="Aptos" w:hAnsi="Aptos" w:eastAsia="Arial"/>
+                <w:b w:val="0"/>
+                <w:color w:val="0F172A"/>
+                <w:sz w:val="16"/>
+              </w:rPr>
+              <w:t>CSP/network cho CDN; browser smoke</w:t>
+            </w:r>
+          </w:p>
+        </w:tc>
+        <w:tc>
+          <w:tcPr>
+            <w:tcW w:type="dxa" w:w="2416"/>
+            <w:shd w:fill="FFFFFF"/>
+            <w:tcBorders>
+              <w:top w:val="single" w:sz="6" w:color="CBD5E1"/>
+              <w:left w:val="single" w:sz="6" w:color="CBD5E1"/>
+              <w:bottom w:val="single" w:sz="6" w:color="CBD5E1"/>
+              <w:right w:val="single" w:sz="6" w:color="CBD5E1"/>
+              <w:insideH w:val="single" w:sz="6" w:color="CBD5E1"/>
+              <w:insideV w:val="single" w:sz="6" w:color="CBD5E1"/>
+            </w:tcBorders>
+            <w:tcMar>
+              <w:top w:w="70" w:type="dxa"/>
+              <w:start w:w="80" w:type="dxa"/>
+              <w:bottom w:w="70" w:type="dxa"/>
+              <w:end w:w="80" w:type="dxa"/>
+            </w:tcMar>
+            <w:vAlign w:val="top"/>
+          </w:tcPr>
+          <w:p>
+            <w:pPr>
+              <w:spacing w:after="0"/>
+            </w:pPr>
+            <w:r>
+              <w:rPr>
+                <w:rFonts w:ascii="Aptos" w:hAnsi="Aptos" w:eastAsia="Arial"/>
+                <w:b w:val="0"/>
+                <w:color w:val="0F172A"/>
+                <w:sz w:val="16"/>
+              </w:rPr>
+              <w:t>CDN lỗi làm gate fail closed</w:t>
+            </w:r>
+          </w:p>
+        </w:tc>
+      </w:tr>
+      <w:tr>
+        <w:trPr>
+          <w:cantSplit/>
+        </w:trPr>
+        <w:tc>
+          <w:tcPr>
+            <w:tcW w:type="dxa" w:w="2416"/>
+            <w:shd w:fill="F8FAFC"/>
+            <w:tcBorders>
+              <w:top w:val="single" w:sz="6" w:color="CBD5E1"/>
+              <w:left w:val="single" w:sz="6" w:color="CBD5E1"/>
+              <w:bottom w:val="single" w:sz="6" w:color="CBD5E1"/>
+              <w:right w:val="single" w:sz="6" w:color="CBD5E1"/>
+              <w:insideH w:val="single" w:sz="6" w:color="CBD5E1"/>
+              <w:insideV w:val="single" w:sz="6" w:color="CBD5E1"/>
+            </w:tcBorders>
+            <w:tcMar>
+              <w:top w:w="70" w:type="dxa"/>
+              <w:start w:w="80" w:type="dxa"/>
+              <w:bottom w:w="70" w:type="dxa"/>
+              <w:end w:w="80" w:type="dxa"/>
+            </w:tcMar>
+            <w:vAlign w:val="top"/>
+          </w:tcPr>
+          <w:p>
+            <w:pPr>
+              <w:spacing w:after="0"/>
+            </w:pPr>
+            <w:r>
+              <w:rPr>
+                <w:rFonts w:ascii="Aptos" w:hAnsi="Aptos" w:eastAsia="Arial"/>
+                <w:b w:val="0"/>
+                <w:color w:val="0F172A"/>
+                <w:sz w:val="16"/>
+              </w:rPr>
+              <w:t>Worker lifecycle</w:t>
+            </w:r>
+          </w:p>
+        </w:tc>
+        <w:tc>
+          <w:tcPr>
+            <w:tcW w:type="dxa" w:w="2416"/>
+            <w:shd w:fill="F8FAFC"/>
+            <w:tcBorders>
+              <w:top w:val="single" w:sz="6" w:color="CBD5E1"/>
+              <w:left w:val="single" w:sz="6" w:color="CBD5E1"/>
+              <w:bottom w:val="single" w:sz="6" w:color="CBD5E1"/>
+              <w:right w:val="single" w:sz="6" w:color="CBD5E1"/>
+              <w:insideH w:val="single" w:sz="6" w:color="CBD5E1"/>
+              <w:insideV w:val="single" w:sz="6" w:color="CBD5E1"/>
+            </w:tcBorders>
+            <w:tcMar>
+              <w:top w:w="70" w:type="dxa"/>
+              <w:start w:w="80" w:type="dxa"/>
+              <w:bottom w:w="70" w:type="dxa"/>
+              <w:end w:w="80" w:type="dxa"/>
+            </w:tcMar>
+            <w:vAlign w:val="top"/>
+          </w:tcPr>
+          <w:p>
+            <w:pPr>
+              <w:spacing w:after="0"/>
+            </w:pPr>
+            <w:r>
+              <w:rPr>
+                <w:rFonts w:ascii="Aptos" w:hAnsi="Aptos" w:eastAsia="Arial"/>
+                <w:b w:val="0"/>
+                <w:color w:val="0F172A"/>
+                <w:sz w:val="16"/>
+              </w:rPr>
+              <w:t>Singleton, request map, bitmap close, 45s timeout</w:t>
+            </w:r>
+          </w:p>
+        </w:tc>
+        <w:tc>
+          <w:tcPr>
+            <w:tcW w:type="dxa" w:w="2416"/>
+            <w:shd w:fill="F8FAFC"/>
+            <w:tcBorders>
+              <w:top w:val="single" w:sz="6" w:color="CBD5E1"/>
+              <w:left w:val="single" w:sz="6" w:color="CBD5E1"/>
+              <w:bottom w:val="single" w:sz="6" w:color="CBD5E1"/>
+              <w:right w:val="single" w:sz="6" w:color="CBD5E1"/>
+              <w:insideH w:val="single" w:sz="6" w:color="CBD5E1"/>
+              <w:insideV w:val="single" w:sz="6" w:color="CBD5E1"/>
+            </w:tcBorders>
+            <w:tcMar>
+              <w:top w:w="70" w:type="dxa"/>
+              <w:start w:w="80" w:type="dxa"/>
+              <w:bottom w:w="70" w:type="dxa"/>
+              <w:end w:w="80" w:type="dxa"/>
+            </w:tcMar>
+            <w:vAlign w:val="top"/>
+          </w:tcPr>
+          <w:p>
+            <w:pPr>
+              <w:spacing w:after="0"/>
+            </w:pPr>
+            <w:r>
+              <w:rPr>
+                <w:rFonts w:ascii="Aptos" w:hAnsi="Aptos" w:eastAsia="Arial"/>
+                <w:b w:val="0"/>
+                <w:color w:val="0F172A"/>
+                <w:sz w:val="16"/>
+              </w:rPr>
+              <w:t>0/1/2-face matrix; console sạch</w:t>
+            </w:r>
+          </w:p>
+        </w:tc>
+        <w:tc>
+          <w:tcPr>
+            <w:tcW w:type="dxa" w:w="2416"/>
+            <w:shd w:fill="F8FAFC"/>
+            <w:tcBorders>
+              <w:top w:val="single" w:sz="6" w:color="CBD5E1"/>
+              <w:left w:val="single" w:sz="6" w:color="CBD5E1"/>
+              <w:bottom w:val="single" w:sz="6" w:color="CBD5E1"/>
+              <w:right w:val="single" w:sz="6" w:color="CBD5E1"/>
+              <w:insideH w:val="single" w:sz="6" w:color="CBD5E1"/>
+              <w:insideV w:val="single" w:sz="6" w:color="CBD5E1"/>
+            </w:tcBorders>
+            <w:tcMar>
+              <w:top w:w="70" w:type="dxa"/>
+              <w:start w:w="80" w:type="dxa"/>
+              <w:bottom w:w="70" w:type="dxa"/>
+              <w:end w:w="80" w:type="dxa"/>
+            </w:tcMar>
+            <w:vAlign w:val="top"/>
+          </w:tcPr>
+          <w:p>
+            <w:pPr>
+              <w:spacing w:after="0"/>
+            </w:pPr>
+            <w:r>
+              <w:rPr>
+                <w:rFonts w:ascii="Aptos" w:hAnsi="Aptos" w:eastAsia="Arial"/>
+                <w:b w:val="0"/>
+                <w:color w:val="0F172A"/>
+                <w:sz w:val="16"/>
+              </w:rPr>
+              <w:t>Chưa có automated unit/E2E</w:t>
+            </w:r>
+          </w:p>
+        </w:tc>
+      </w:tr>
+      <w:tr>
+        <w:trPr>
+          <w:cantSplit/>
+        </w:trPr>
+        <w:tc>
+          <w:tcPr>
+            <w:tcW w:type="dxa" w:w="2416"/>
+            <w:shd w:fill="FFFFFF"/>
+            <w:tcBorders>
+              <w:top w:val="single" w:sz="6" w:color="CBD5E1"/>
+              <w:left w:val="single" w:sz="6" w:color="CBD5E1"/>
+              <w:bottom w:val="single" w:sz="6" w:color="CBD5E1"/>
+              <w:right w:val="single" w:sz="6" w:color="CBD5E1"/>
+              <w:insideH w:val="single" w:sz="6" w:color="CBD5E1"/>
+              <w:insideV w:val="single" w:sz="6" w:color="CBD5E1"/>
+            </w:tcBorders>
+            <w:tcMar>
+              <w:top w:w="70" w:type="dxa"/>
+              <w:start w:w="80" w:type="dxa"/>
+              <w:bottom w:w="70" w:type="dxa"/>
+              <w:end w:w="80" w:type="dxa"/>
+            </w:tcMar>
+            <w:vAlign w:val="top"/>
+          </w:tcPr>
+          <w:p>
+            <w:pPr>
+              <w:spacing w:after="0"/>
+            </w:pPr>
+            <w:r>
+              <w:rPr>
+                <w:rFonts w:ascii="Aptos" w:hAnsi="Aptos" w:eastAsia="Arial"/>
+                <w:b w:val="0"/>
+                <w:color w:val="0F172A"/>
+                <w:sz w:val="16"/>
+              </w:rPr>
+              <w:t>Trust boundary</w:t>
+            </w:r>
+          </w:p>
+        </w:tc>
+        <w:tc>
+          <w:tcPr>
+            <w:tcW w:type="dxa" w:w="2416"/>
+            <w:shd w:fill="FFFFFF"/>
+            <w:tcBorders>
+              <w:top w:val="single" w:sz="6" w:color="CBD5E1"/>
+              <w:left w:val="single" w:sz="6" w:color="CBD5E1"/>
+              <w:bottom w:val="single" w:sz="6" w:color="CBD5E1"/>
+              <w:right w:val="single" w:sz="6" w:color="CBD5E1"/>
+              <w:insideH w:val="single" w:sz="6" w:color="CBD5E1"/>
+              <w:insideV w:val="single" w:sz="6" w:color="CBD5E1"/>
+            </w:tcBorders>
+            <w:tcMar>
+              <w:top w:w="70" w:type="dxa"/>
+              <w:start w:w="80" w:type="dxa"/>
+              <w:bottom w:w="70" w:type="dxa"/>
+              <w:end w:w="80" w:type="dxa"/>
+            </w:tcMar>
+            <w:vAlign w:val="top"/>
+          </w:tcPr>
+          <w:p>
+            <w:pPr>
+              <w:spacing w:after="0"/>
+            </w:pPr>
+            <w:r>
+              <w:rPr>
+                <w:rFonts w:ascii="Aptos" w:hAnsi="Aptos" w:eastAsia="Arial"/>
+                <w:b w:val="0"/>
+                <w:color w:val="0F172A"/>
+                <w:sz w:val="16"/>
+              </w:rPr>
+              <w:t>Rejected input không POST qua UI chính</w:t>
+            </w:r>
+          </w:p>
+        </w:tc>
+        <w:tc>
+          <w:tcPr>
+            <w:tcW w:type="dxa" w:w="2416"/>
+            <w:shd w:fill="FFFFFF"/>
+            <w:tcBorders>
+              <w:top w:val="single" w:sz="6" w:color="CBD5E1"/>
+              <w:left w:val="single" w:sz="6" w:color="CBD5E1"/>
+              <w:bottom w:val="single" w:sz="6" w:color="CBD5E1"/>
+              <w:right w:val="single" w:sz="6" w:color="CBD5E1"/>
+              <w:insideH w:val="single" w:sz="6" w:color="CBD5E1"/>
+              <w:insideV w:val="single" w:sz="6" w:color="CBD5E1"/>
+            </w:tcBorders>
+            <w:tcMar>
+              <w:top w:w="70" w:type="dxa"/>
+              <w:start w:w="80" w:type="dxa"/>
+              <w:bottom w:w="70" w:type="dxa"/>
+              <w:end w:w="80" w:type="dxa"/>
+            </w:tcMar>
+            <w:vAlign w:val="top"/>
+          </w:tcPr>
+          <w:p>
+            <w:pPr>
+              <w:spacing w:after="0"/>
+            </w:pPr>
+            <w:r>
+              <w:rPr>
+                <w:rFonts w:ascii="Aptos" w:hAnsi="Aptos" w:eastAsia="Arial"/>
+                <w:b w:val="0"/>
+                <w:color w:val="0F172A"/>
+                <w:sz w:val="16"/>
+              </w:rPr>
+              <w:t>Network assertion no generate POST</w:t>
+            </w:r>
+          </w:p>
+        </w:tc>
+        <w:tc>
+          <w:tcPr>
+            <w:tcW w:type="dxa" w:w="2416"/>
+            <w:shd w:fill="FFFFFF"/>
+            <w:tcBorders>
+              <w:top w:val="single" w:sz="6" w:color="CBD5E1"/>
+              <w:left w:val="single" w:sz="6" w:color="CBD5E1"/>
+              <w:bottom w:val="single" w:sz="6" w:color="CBD5E1"/>
+              <w:right w:val="single" w:sz="6" w:color="CBD5E1"/>
+              <w:insideH w:val="single" w:sz="6" w:color="CBD5E1"/>
+              <w:insideV w:val="single" w:sz="6" w:color="CBD5E1"/>
+            </w:tcBorders>
+            <w:tcMar>
+              <w:top w:w="70" w:type="dxa"/>
+              <w:start w:w="80" w:type="dxa"/>
+              <w:bottom w:w="70" w:type="dxa"/>
+              <w:end w:w="80" w:type="dxa"/>
+            </w:tcMar>
+            <w:vAlign w:val="top"/>
+          </w:tcPr>
+          <w:p>
+            <w:pPr>
+              <w:spacing w:after="0"/>
+            </w:pPr>
+            <w:r>
+              <w:rPr>
+                <w:rFonts w:ascii="Aptos" w:hAnsi="Aptos" w:eastAsia="Arial"/>
+                <w:b w:val="0"/>
+                <w:color w:val="0F172A"/>
+                <w:sz w:val="16"/>
+              </w:rPr>
+              <w:t>Direct API bypass; backend chưa semantic revalidate</w:t>
+            </w:r>
+          </w:p>
+        </w:tc>
+      </w:tr>
+    </w:tbl>
+    <w:p>
+      <w:pPr>
+        <w:spacing w:before="0" w:after="0" w:line="20" w:lineRule="exact"/>
+      </w:pPr>
+      <w:r>
+        <w:rPr>
+          <w:sz w:val="2"/>
+        </w:rPr>
+        <w:t xml:space="preserve"> </w:t>
+      </w:r>
     </w:p>
     <w:sectPr>
       <w:headerReference w:type="default" r:id="rId9"/>
@@ -10382,7 +11593,7 @@
               <w:color w:val="475569"/>
               <w:sz w:val="16"/>
             </w:rPr>
-            <w:t>kien_v5 @ c09e26a  •  2026-08-09</w:t>
+            <w:t>kien_v5 @ 4d23b9a + working tree</w:t>
           </w:r>
         </w:p>
       </w:tc>
